--- a/labs/lab-02/executive-brief.docx
+++ b/labs/lab-02/executive-brief.docx
@@ -12,7 +12,7 @@
     </w:p>
     <w:p>
       <w:r>
-        <w:t>Lab 02: Copilot Chat decision brief</w:t>
+        <w:t>Lab 02: Word PowerPoint and Outlook content</w:t>
       </w:r>
     </w:p>
     <w:p>
@@ -38,22 +38,22 @@
         <w:pStyle w:val="Heading2"/>
       </w:pPr>
       <w:r>
-        <w:t>NS-06: Copilot Chat briefing</w:t>
+        <w:t>NS-06: Draft a Word brief</w:t>
       </w:r>
     </w:p>
     <w:p>
       <w:r>
-        <w:t>Business input: Synthetic board pack and policy extract</w:t>
+        <w:t>Business input: Approved pilot notes and service baseline</w:t>
       </w:r>
     </w:p>
     <w:p>
       <w:r>
-        <w:t>Required output: Five-point decision brief</w:t>
+        <w:t>Required output: Reviewed Word brief</w:t>
       </w:r>
     </w:p>
     <w:p>
       <w:r>
-        <w:t>Review gate: Verify each material claim against the pack</w:t>
+        <w:t>Review gate: Sponsor checks numbers and recommendation</w:t>
       </w:r>
     </w:p>
     <w:p>
@@ -61,22 +61,22 @@
         <w:pStyle w:val="Heading2"/>
       </w:pPr>
       <w:r>
-        <w:t>NS-07: Question refinement</w:t>
+        <w:t>NS-07: Refine executive tone</w:t>
       </w:r>
     </w:p>
     <w:p>
       <w:r>
-        <w:t>Business input: A broad request for better service</w:t>
+        <w:t>Business input: A rough draft for a leadership audience</w:t>
       </w:r>
     </w:p>
     <w:p>
       <w:r>
-        <w:t>Required output: Reusable executive prompt</w:t>
+        <w:t>Required output: Concise executive summary</w:t>
       </w:r>
     </w:p>
     <w:p>
       <w:r>
-        <w:t>Review gate: Prompt names audience and decision</w:t>
+        <w:t>Review gate: Human owner signs the final message</w:t>
       </w:r>
     </w:p>
     <w:p>
@@ -84,22 +84,22 @@
         <w:pStyle w:val="Heading2"/>
       </w:pPr>
       <w:r>
-        <w:t>NS-08: Source challenge</w:t>
+        <w:t>NS-08: Create board slides</w:t>
       </w:r>
     </w:p>
     <w:p>
       <w:r>
-        <w:t>Business input: Two contradictory policy versions</w:t>
+        <w:t>Business input: Approved Word brief and baseline chart</w:t>
       </w:r>
     </w:p>
     <w:p>
       <w:r>
-        <w:t>Required output: Source conflict register</w:t>
+        <w:t>Required output: Board presentation</w:t>
       </w:r>
     </w:p>
     <w:p>
       <w:r>
-        <w:t>Review gate: Owner resolves the authoritative version</w:t>
+        <w:t>Review gate: Trace every chart to approved values</w:t>
       </w:r>
     </w:p>
     <w:p>
@@ -107,22 +107,22 @@
         <w:pStyle w:val="Heading2"/>
       </w:pPr>
       <w:r>
-        <w:t>NS-09: Scenario comparison</w:t>
+        <w:t>NS-09: Draft Outlook update</w:t>
       </w:r>
     </w:p>
     <w:p>
       <w:r>
-        <w:t>Business input: Three service improvement options</w:t>
+        <w:t>Business input: Approved pilot decision and open actions</w:t>
       </w:r>
     </w:p>
     <w:p>
       <w:r>
-        <w:t>Required output: Option comparison table</w:t>
+        <w:t>Required output: Unsent status draft</w:t>
       </w:r>
     </w:p>
     <w:p>
       <w:r>
-        <w:t>Review gate: Compare options with the same criteria</w:t>
+        <w:t>Review gate: Sponsor approves recipients and commitments</w:t>
       </w:r>
     </w:p>
     <w:p>
@@ -130,22 +130,22 @@
         <w:pStyle w:val="Heading2"/>
       </w:pPr>
       <w:r>
-        <w:t>NS-10: Executive follow-up</w:t>
+        <w:t>NS-10: Use Researcher carefully</w:t>
       </w:r>
     </w:p>
     <w:p>
       <w:r>
-        <w:t>Business input: A decision brief with open questions</w:t>
+        <w:t>Business input: Synthetic policy and market question</w:t>
       </w:r>
     </w:p>
     <w:p>
       <w:r>
-        <w:t>Required output: Follow-up action register</w:t>
+        <w:t>Required output: Source and uncertainty list</w:t>
       </w:r>
     </w:p>
     <w:p>
       <w:r>
-        <w:t>Review gate: No recommendation without missing facts</w:t>
+        <w:t>Review gate: Validate dates, claims and relevance</w:t>
       </w:r>
     </w:p>
     <w:sectPr>
